--- a/word/02-Roadmap.docx
+++ b/word/02-Roadmap.docx
@@ -2,7 +2,7 @@
 <file path=word/document.xml><?xml version="1.0" encoding="utf-8"?>
 <w:document xmlns:w="http://schemas.openxmlformats.org/wordprocessingml/2006/main" xmlns:m="http://schemas.openxmlformats.org/officeDocument/2006/math" xmlns:r="http://schemas.openxmlformats.org/officeDocument/2006/relationships" xmlns:o="urn:schemas-microsoft-com:office:office" xmlns:v="urn:schemas-microsoft-com:vml" xmlns:w10="urn:schemas-microsoft-com:office:word" xmlns:a="http://schemas.openxmlformats.org/drawingml/2006/main" xmlns:pic="http://schemas.openxmlformats.org/drawingml/2006/picture" xmlns:wp="http://schemas.openxmlformats.org/drawingml/2006/wordprocessingDrawing">
   <w:body>
-    <w:bookmarkStart w:id="26" w:name="roadmap"/>
+    <w:bookmarkStart w:id="31" w:name="roadmap"/>
     <w:p>
       <w:pPr>
         <w:pStyle w:val="Heading1"/>
@@ -90,13 +90,13 @@
       </w:r>
     </w:p>
     <w:bookmarkEnd w:id="20"/>
-    <w:bookmarkStart w:id="21" w:name="fase-1-protótipo-jogável-atual"/>
+    <w:bookmarkStart w:id="21" w:name="fase-1-protótipo-jogável"/>
     <w:p>
       <w:pPr>
         <w:pStyle w:val="Heading2"/>
       </w:pPr>
       <w:r>
-        <w:t xml:space="preserve">Fase 1 — Protótipo jogável ✅ (atual)</w:t>
+        <w:t xml:space="preserve">Fase 1 — Protótipo jogável ✅</w:t>
       </w:r>
     </w:p>
     <w:p>
@@ -165,7 +165,7 @@
         <w:pStyle w:val="Compact"/>
       </w:pPr>
       <w:r>
-        <w:t xml:space="preserve">Visual em paleta ouro/terra/verde/índigo, fontes Playfair Display + Lora.</w:t>
+        <w:t xml:space="preserve">Visual em paleta ouro/terra/verde/índigo, fontes Playfair Display + Lora (depois Atkinson Hyperlegible).</w:t>
       </w:r>
     </w:p>
     <w:p>
@@ -252,37 +252,419 @@
         <w:t xml:space="preserve">”</w:t>
       </w:r>
       <w:r>
+        <w:t xml:space="preserve">: landing oferece</w:t>
+      </w:r>
+      <w:r>
+        <w:t xml:space="preserve"> </w:t>
+      </w:r>
+      <w:r>
+        <w:rPr>
+          <w:iCs/>
+          <w:i/>
+        </w:rPr>
+        <w:t xml:space="preserve">Continuar Jornada</w:t>
+      </w:r>
+      <w:r>
+        <w:t xml:space="preserve"> </w:t>
+      </w:r>
+      <w:r>
+        <w:t xml:space="preserve">quando há progresso;</w:t>
+      </w:r>
+      <w:r>
+        <w:t xml:space="preserve"> </w:t>
+      </w:r>
+      <w:r>
+        <w:t xml:space="preserve">mapa traz banner</w:t>
+      </w:r>
+      <w:r>
+        <w:t xml:space="preserve"> </w:t>
+      </w:r>
+      <w:r>
+        <w:t xml:space="preserve">“</w:t>
+      </w:r>
+      <w:r>
+        <w:t xml:space="preserve">Continuar onde paraste</w:t>
+      </w:r>
+      <w:r>
+        <w:t xml:space="preserve">”</w:t>
+      </w:r>
+      <w:r>
+        <w:t xml:space="preserve">; cada mundo tem CTA</w:t>
+      </w:r>
+      <w:r>
+        <w:t xml:space="preserve"> </w:t>
+      </w:r>
+      <w:r>
+        <w:rPr>
+          <w:iCs/>
+          <w:i/>
+        </w:rPr>
+        <w:t xml:space="preserve">Continuar/Começar</w:t>
+      </w:r>
+      <w:r>
+        <w:t xml:space="preserve">;</w:t>
+      </w:r>
+      <w:r>
+        <w:t xml:space="preserve"> </w:t>
+      </w:r>
+      <w:r>
+        <w:t xml:space="preserve">tela de resultado avança automaticamente para o próximo enigma sem voltar à lista.</w:t>
+      </w:r>
+    </w:p>
+    <w:bookmarkEnd w:id="21"/>
+    <w:bookmarkStart w:id="22" w:name="X9628625de07e8093363bbcbb8412592ed488349"/>
+    <w:p>
+      <w:pPr>
+        <w:pStyle w:val="Heading2"/>
+      </w:pPr>
+      <w:r>
+        <w:t xml:space="preserve">Fase 1.1 — Conteúdo completo ✅ (v1.1.0 → v1.3.7-dev)</w:t>
+      </w:r>
+    </w:p>
+    <w:p>
+      <w:pPr>
+        <w:numPr>
+          <w:ilvl w:val="0"/>
+          <w:numId w:val="1003"/>
+        </w:numPr>
+        <w:pStyle w:val="Compact"/>
+      </w:pPr>
+      <w:r>
         <w:rPr>
           <w:bCs/>
           <w:b/>
         </w:rPr>
-        <w:t xml:space="preserve"> </w:t>
-      </w:r>
+        <w:t xml:space="preserve">71 enigmas</w:t>
+      </w:r>
+      <w:r>
+        <w:t xml:space="preserve"> </w:t>
+      </w:r>
+      <w:r>
+        <w:t xml:space="preserve">validados (Mundo 1 = 15, Mundos 2–8 = 8 cada), cobrindo Vols. I–VIII.</w:t>
+      </w:r>
+    </w:p>
+    <w:p>
+      <w:pPr>
+        <w:numPr>
+          <w:ilvl w:val="0"/>
+          <w:numId w:val="1003"/>
+        </w:numPr>
+        <w:pStyle w:val="Compact"/>
+      </w:pPr>
+      <w:r>
+        <w:t xml:space="preserve">71 fragmentos visuais (24 com PNG, restantes em CSS gradient).</w:t>
+      </w:r>
+    </w:p>
+    <w:p>
+      <w:pPr>
+        <w:numPr>
+          <w:ilvl w:val="0"/>
+          <w:numId w:val="1003"/>
+        </w:numPr>
+        <w:pStyle w:val="Compact"/>
+      </w:pPr>
+      <w:r>
+        <w:t xml:space="preserve">8 patentes/títulos por mundos+cauris+casa.</w:t>
+      </w:r>
+    </w:p>
+    <w:p>
+      <w:pPr>
+        <w:numPr>
+          <w:ilvl w:val="0"/>
+          <w:numId w:val="1003"/>
+        </w:numPr>
+        <w:pStyle w:val="Compact"/>
+      </w:pPr>
       <w:r>
         <w:rPr>
           <w:bCs/>
           <w:b/>
         </w:rPr>
-        <w:t xml:space="preserve">(estilo Duolingo / Wordscapes)</w:t>
-      </w:r>
-      <w:r>
-        <w:t xml:space="preserve">: landing oferece</w:t>
-      </w:r>
-      <w:r>
-        <w:t xml:space="preserve"> </w:t>
-      </w:r>
-      <w:r>
-        <w:rPr>
-          <w:iCs/>
-          <w:i/>
-        </w:rPr>
-        <w:t xml:space="preserve">Continuar Jornada</w:t>
-      </w:r>
-      <w:r>
-        <w:t xml:space="preserve"> </w:t>
-      </w:r>
-      <w:r>
-        <w:t xml:space="preserve">quando há progresso; mapa traz banner</w:t>
+        <w:t xml:space="preserve">9 Casas Reais Africanas</w:t>
+      </w:r>
+      <w:r>
+        <w:t xml:space="preserve"> </w:t>
+      </w:r>
+      <w:r>
+        <w:t xml:space="preserve">com perks por casa (cauris bônus, firstTry, contextRead, etc.).</w:t>
+      </w:r>
+    </w:p>
+    <w:p>
+      <w:pPr>
+        <w:numPr>
+          <w:ilvl w:val="0"/>
+          <w:numId w:val="1003"/>
+        </w:numPr>
+        <w:pStyle w:val="Compact"/>
+      </w:pPr>
+      <w:r>
+        <w:rPr>
+          <w:bCs/>
+          <w:b/>
+        </w:rPr>
+        <w:t xml:space="preserve">9 Súditos NPC</w:t>
+      </w:r>
+      <w:r>
+        <w:t xml:space="preserve"> </w:t>
+      </w:r>
+      <w:r>
+        <w:t xml:space="preserve">rotativos com unlock por mundo / casa / contagem.</w:t>
+      </w:r>
+    </w:p>
+    <w:p>
+      <w:pPr>
+        <w:numPr>
+          <w:ilvl w:val="0"/>
+          <w:numId w:val="1003"/>
+        </w:numPr>
+        <w:pStyle w:val="Compact"/>
+      </w:pPr>
+      <w:r>
+        <w:rPr>
+          <w:bCs/>
+          <w:b/>
+        </w:rPr>
+        <w:t xml:space="preserve">35+ ancestrais</w:t>
+      </w:r>
+      <w:r>
+        <w:t xml:space="preserve"> </w:t>
+      </w:r>
+      <w:r>
+        <w:t xml:space="preserve">em 9 árvores genealógicas.</w:t>
+      </w:r>
+    </w:p>
+    <w:p>
+      <w:pPr>
+        <w:numPr>
+          <w:ilvl w:val="0"/>
+          <w:numId w:val="1003"/>
+        </w:numPr>
+        <w:pStyle w:val="Compact"/>
+      </w:pPr>
+      <w:r>
+        <w:rPr>
+          <w:bCs/>
+          <w:b/>
+        </w:rPr>
+        <w:t xml:space="preserve">4 festivais</w:t>
+      </w:r>
+      <w:r>
+        <w:t xml:space="preserve"> </w:t>
+      </w:r>
+      <w:r>
+        <w:t xml:space="preserve">(Dia da África 25/05, Consciência Negra 20/11, Lua Nova, Festa Sankofa) com multiplier ×1.5–2.0.</w:t>
+      </w:r>
+    </w:p>
+    <w:p>
+      <w:pPr>
+        <w:numPr>
+          <w:ilvl w:val="0"/>
+          <w:numId w:val="1003"/>
+        </w:numPr>
+        <w:pStyle w:val="Compact"/>
+      </w:pPr>
+      <w:r>
+        <w:rPr>
+          <w:bCs/>
+          <w:b/>
+        </w:rPr>
+        <w:t xml:space="preserve">Selo Real PNG</w:t>
+      </w:r>
+      <w:r>
+        <w:t xml:space="preserve"> </w:t>
+      </w:r>
+      <w:r>
+        <w:t xml:space="preserve">(1080×1080) exportável.</w:t>
+      </w:r>
+    </w:p>
+    <w:p>
+      <w:pPr>
+        <w:numPr>
+          <w:ilvl w:val="0"/>
+          <w:numId w:val="1003"/>
+        </w:numPr>
+        <w:pStyle w:val="Compact"/>
+      </w:pPr>
+      <w:r>
+        <w:rPr>
+          <w:bCs/>
+          <w:b/>
+        </w:rPr>
+        <w:t xml:space="preserve">Audiência Diária</w:t>
+      </w:r>
+      <w:r>
+        <w:t xml:space="preserve"> </w:t>
+      </w:r>
+      <w:r>
+        <w:t xml:space="preserve">com súdito do dia.</w:t>
+      </w:r>
+    </w:p>
+    <w:p>
+      <w:pPr>
+        <w:numPr>
+          <w:ilvl w:val="0"/>
+          <w:numId w:val="1003"/>
+        </w:numPr>
+        <w:pStyle w:val="Compact"/>
+      </w:pPr>
+      <w:r>
+        <w:t xml:space="preserve">Tema claro (papiro) + escuro (dark) com</w:t>
+      </w:r>
+      <w:r>
+        <w:t xml:space="preserve"> </w:t>
+      </w:r>
+      <w:r>
+        <w:rPr>
+          <w:rStyle w:val="VerbatimChar"/>
+        </w:rPr>
+        <w:t xml:space="preserve">prefers-color-scheme</w:t>
+      </w:r>
+      <w:r>
+        <w:t xml:space="preserve">.</w:t>
+      </w:r>
+    </w:p>
+    <w:p>
+      <w:pPr>
+        <w:numPr>
+          <w:ilvl w:val="0"/>
+          <w:numId w:val="1003"/>
+        </w:numPr>
+        <w:pStyle w:val="Compact"/>
+      </w:pPr>
+      <w:r>
+        <w:rPr>
+          <w:bCs/>
+          <w:b/>
+        </w:rPr>
+        <w:t xml:space="preserve">PWA</w:t>
+      </w:r>
+      <w:r>
+        <w:t xml:space="preserve"> </w:t>
+      </w:r>
+      <w:r>
+        <w:t xml:space="preserve">instalável + offline-first com auto-update via</w:t>
+      </w:r>
+      <w:r>
+        <w:t xml:space="preserve"> </w:t>
+      </w:r>
+      <w:r>
+        <w:rPr>
+          <w:rStyle w:val="VerbatimChar"/>
+        </w:rPr>
+        <w:t xml:space="preserve">controllerchange</w:t>
+      </w:r>
+      <w:r>
+        <w:t xml:space="preserve">.</w:t>
+      </w:r>
+    </w:p>
+    <w:bookmarkEnd w:id="22"/>
+    <w:bookmarkStart w:id="23" w:name="fase-1.2-pedagogia-branch-dev"/>
+    <w:p>
+      <w:pPr>
+        <w:pStyle w:val="Heading2"/>
+      </w:pPr>
+      <w:r>
+        <w:t xml:space="preserve">Fase 1.2 — Pedagogia ✅ (branch</w:t>
+      </w:r>
+      <w:r>
+        <w:t xml:space="preserve"> </w:t>
+      </w:r>
+      <w:r>
+        <w:rPr>
+          <w:rStyle w:val="VerbatimChar"/>
+        </w:rPr>
+        <w:t xml:space="preserve">dev</w:t>
+      </w:r>
+      <w:r>
+        <w:t xml:space="preserve">)</w:t>
+      </w:r>
+    </w:p>
+    <w:p>
+      <w:pPr>
+        <w:numPr>
+          <w:ilvl w:val="0"/>
+          <w:numId w:val="1004"/>
+        </w:numPr>
+        <w:pStyle w:val="Compact"/>
+      </w:pPr>
+      <w:r>
+        <w:rPr>
+          <w:bCs/>
+          <w:b/>
+        </w:rPr>
+        <w:t xml:space="preserve">Avanço liberal</w:t>
+      </w:r>
+      <w:r>
+        <w:t xml:space="preserve">: próximo mundo abre a 70% (</w:t>
+      </w:r>
+      <w:r>
+        <w:rPr>
+          <w:rStyle w:val="VerbatimChar"/>
+        </w:rPr>
+        <w:t xml:space="preserve">WORLD_UNLOCK_THRESHOLD=0.70</w:t>
+      </w:r>
+      <w:r>
+        <w:t xml:space="preserve">).</w:t>
+      </w:r>
+    </w:p>
+    <w:p>
+      <w:pPr>
+        <w:numPr>
+          <w:ilvl w:val="0"/>
+          <w:numId w:val="1004"/>
+        </w:numPr>
+        <w:pStyle w:val="Compact"/>
+      </w:pPr>
+      <w:r>
+        <w:rPr>
+          <w:bCs/>
+          <w:b/>
+        </w:rPr>
+        <w:t xml:space="preserve">Mestria 100%</w:t>
+      </w:r>
+      <w:r>
+        <w:t xml:space="preserve"> </w:t>
+      </w:r>
+      <w:r>
+        <w:t xml:space="preserve">(+100 cauris) e</w:t>
+      </w:r>
+      <w:r>
+        <w:t xml:space="preserve"> </w:t>
+      </w:r>
+      <w:r>
+        <w:rPr>
+          <w:bCs/>
+          <w:b/>
+        </w:rPr>
+        <w:t xml:space="preserve">Mestria Perfeita</w:t>
+      </w:r>
+      <w:r>
+        <w:t xml:space="preserve"> </w:t>
+      </w:r>
+      <w:r>
+        <w:t xml:space="preserve">(100% + ≥80% em 1ª tent.) (+250 cauris).</w:t>
+      </w:r>
+    </w:p>
+    <w:p>
+      <w:pPr>
+        <w:numPr>
+          <w:ilvl w:val="0"/>
+          <w:numId w:val="1004"/>
+        </w:numPr>
+        <w:pStyle w:val="Compact"/>
+      </w:pPr>
+      <w:r>
+        <w:rPr>
+          <w:bCs/>
+          <w:b/>
+        </w:rPr>
+        <w:t xml:space="preserve">Caderno de Revisão</w:t>
+      </w:r>
+      <w:r>
+        <w:t xml:space="preserve"> </w:t>
+      </w:r>
+      <w:r>
+        <w:t xml:space="preserve">com abas</w:t>
       </w:r>
       <w:r>
         <w:t xml:space="preserve"> </w:t>
@@ -291,55 +673,503 @@
         <w:t xml:space="preserve">“</w:t>
       </w:r>
       <w:r>
-        <w:t xml:space="preserve">Continuar onde paraste</w:t>
+        <w:t xml:space="preserve">🔴 A Revisar</w:t>
       </w:r>
       <w:r>
         <w:t xml:space="preserve">”</w:t>
       </w:r>
       <w:r>
-        <w:t xml:space="preserve">;</w:t>
-      </w:r>
-      <w:r>
-        <w:t xml:space="preserve"> </w:t>
-      </w:r>
-      <w:r>
-        <w:t xml:space="preserve">cada mundo tem CTA</w:t>
-      </w:r>
-      <w:r>
-        <w:t xml:space="preserve"> </w:t>
-      </w:r>
-      <w:r>
-        <w:rPr>
-          <w:iCs/>
-          <w:i/>
-        </w:rPr>
-        <w:t xml:space="preserve">Continuar/Começar</w:t>
-      </w:r>
-      <w:r>
-        <w:t xml:space="preserve">; tela de resultado avança automaticamente</w:t>
-      </w:r>
-      <w:r>
-        <w:t xml:space="preserve"> </w:t>
-      </w:r>
-      <w:r>
-        <w:t xml:space="preserve">para o próximo enigma sem voltar à lista. Lista permanece acessível como secundária.</w:t>
-      </w:r>
-    </w:p>
-    <w:bookmarkEnd w:id="21"/>
-    <w:bookmarkStart w:id="22" w:name="fase-2-validação"/>
+        <w:t xml:space="preserve"> </w:t>
+      </w:r>
+      <w:r>
+        <w:t xml:space="preserve">e</w:t>
+      </w:r>
+      <w:r>
+        <w:t xml:space="preserve"> </w:t>
+      </w:r>
+      <w:r>
+        <w:t xml:space="preserve">“</w:t>
+      </w:r>
+      <w:r>
+        <w:t xml:space="preserve">✓ Superados</w:t>
+      </w:r>
+      <w:r>
+        <w:t xml:space="preserve">”</w:t>
+      </w:r>
+      <w:r>
+        <w:t xml:space="preserve">, banner no mapa, indicadores no enigma.</w:t>
+      </w:r>
+    </w:p>
+    <w:p>
+      <w:pPr>
+        <w:numPr>
+          <w:ilvl w:val="0"/>
+          <w:numId w:val="1004"/>
+        </w:numPr>
+        <w:pStyle w:val="Compact"/>
+      </w:pPr>
+      <w:r>
+        <w:rPr>
+          <w:bCs/>
+          <w:b/>
+        </w:rPr>
+        <w:t xml:space="preserve">Karma + Skip</w:t>
+      </w:r>
+      <w:r>
+        <w:t xml:space="preserve">: &gt;50% pendente bloqueia avançar (50 cauris pular); &gt;20% toast leve; skip pós-2 erros = +5 pts piedade.</w:t>
+      </w:r>
+    </w:p>
+    <w:p>
+      <w:pPr>
+        <w:numPr>
+          <w:ilvl w:val="0"/>
+          <w:numId w:val="1004"/>
+        </w:numPr>
+        <w:pStyle w:val="Compact"/>
+      </w:pPr>
+      <w:r>
+        <w:t xml:space="preserve">TTS (Web Speech API) para pergunta + contexto.</w:t>
+      </w:r>
+    </w:p>
+    <w:p>
+      <w:pPr>
+        <w:numPr>
+          <w:ilvl w:val="0"/>
+          <w:numId w:val="1004"/>
+        </w:numPr>
+        <w:pStyle w:val="Compact"/>
+      </w:pPr>
+      <w:r>
+        <w:t xml:space="preserve">Onboarding de 30s (4 slides) na 1ª visita.</w:t>
+      </w:r>
+    </w:p>
+    <w:bookmarkEnd w:id="23"/>
+    <w:bookmarkStart w:id="24" w:name="fase-1.3-multiplayer-leve-branch-dev"/>
     <w:p>
       <w:pPr>
         <w:pStyle w:val="Heading2"/>
       </w:pPr>
       <w:r>
-        <w:t xml:space="preserve">Fase 2 — Validação</w:t>
-      </w:r>
-    </w:p>
-    <w:p>
-      <w:pPr>
-        <w:numPr>
-          <w:ilvl w:val="0"/>
-          <w:numId w:val="1003"/>
+        <w:t xml:space="preserve">Fase 1.3 — Multiplayer leve ✅ (branch</w:t>
+      </w:r>
+      <w:r>
+        <w:t xml:space="preserve"> </w:t>
+      </w:r>
+      <w:r>
+        <w:rPr>
+          <w:rStyle w:val="VerbatimChar"/>
+        </w:rPr>
+        <w:t xml:space="preserve">dev</w:t>
+      </w:r>
+      <w:r>
+        <w:t xml:space="preserve">)</w:t>
+      </w:r>
+    </w:p>
+    <w:p>
+      <w:pPr>
+        <w:numPr>
+          <w:ilvl w:val="0"/>
+          <w:numId w:val="1005"/>
+        </w:numPr>
+        <w:pStyle w:val="Compact"/>
+      </w:pPr>
+      <w:r>
+        <w:rPr>
+          <w:bCs/>
+          <w:b/>
+        </w:rPr>
+        <w:t xml:space="preserve">Modal HGA</w:t>
+      </w:r>
+      <w:r>
+        <w:t xml:space="preserve">: gerador de nome (60 figuras curadas), faixa etária LGPD, tag de grupo, casa real.</w:t>
+      </w:r>
+    </w:p>
+    <w:p>
+      <w:pPr>
+        <w:numPr>
+          <w:ilvl w:val="0"/>
+          <w:numId w:val="1005"/>
+        </w:numPr>
+        <w:pStyle w:val="Compact"/>
+      </w:pPr>
+      <w:r>
+        <w:rPr>
+          <w:bCs/>
+          <w:b/>
+        </w:rPr>
+        <w:t xml:space="preserve">Compartilhamento social</w:t>
+      </w:r>
+      <w:r>
+        <w:t xml:space="preserve">: WhatsApp deeplink + Web Share API + clipboard.</w:t>
+      </w:r>
+    </w:p>
+    <w:p>
+      <w:pPr>
+        <w:numPr>
+          <w:ilvl w:val="0"/>
+          <w:numId w:val="1005"/>
+        </w:numPr>
+        <w:pStyle w:val="Compact"/>
+      </w:pPr>
+      <w:r>
+        <w:rPr>
+          <w:bCs/>
+          <w:b/>
+        </w:rPr>
+        <w:t xml:space="preserve">Liga Local multi-perfil</w:t>
+      </w:r>
+      <w:r>
+        <w:t xml:space="preserve"> </w:t>
+      </w:r>
+      <w:r>
+        <w:t xml:space="preserve">com abas</w:t>
+      </w:r>
+      <w:r>
+        <w:t xml:space="preserve"> </w:t>
+      </w:r>
+      <w:r>
+        <w:rPr>
+          <w:rStyle w:val="VerbatimChar"/>
+        </w:rPr>
+        <w:t xml:space="preserve">Todos | #MinhaTag</w:t>
+      </w:r>
+      <w:r>
+        <w:t xml:space="preserve">.</w:t>
+      </w:r>
+    </w:p>
+    <w:p>
+      <w:pPr>
+        <w:numPr>
+          <w:ilvl w:val="0"/>
+          <w:numId w:val="1005"/>
+        </w:numPr>
+        <w:pStyle w:val="Compact"/>
+      </w:pPr>
+      <w:r>
+        <w:rPr>
+          <w:bCs/>
+          <w:b/>
+        </w:rPr>
+        <w:t xml:space="preserve">Liga Global Supabase opt-in</w:t>
+      </w:r>
+      <w:r>
+        <w:t xml:space="preserve">: schema</w:t>
+      </w:r>
+      <w:r>
+        <w:t xml:space="preserve"> </w:t>
+      </w:r>
+      <w:r>
+        <w:rPr>
+          <w:rStyle w:val="VerbatimChar"/>
+        </w:rPr>
+        <w:t xml:space="preserve">league_scores</w:t>
+      </w:r>
+      <w:r>
+        <w:t xml:space="preserve"> </w:t>
+      </w:r>
+      <w:r>
+        <w:t xml:space="preserve">(com coluna</w:t>
+      </w:r>
+      <w:r>
+        <w:t xml:space="preserve"> </w:t>
+      </w:r>
+      <w:r>
+        <w:rPr>
+          <w:rStyle w:val="VerbatimChar"/>
+        </w:rPr>
+        <w:t xml:space="preserve">tag</w:t>
+      </w:r>
+      <w:r>
+        <w:t xml:space="preserve"> </w:t>
+      </w:r>
+      <w:r>
+        <w:t xml:space="preserve">+ índice parcial), tiers semanais, reset domingo 00:00 UTC.</w:t>
+      </w:r>
+    </w:p>
+    <w:p>
+      <w:pPr>
+        <w:numPr>
+          <w:ilvl w:val="0"/>
+          <w:numId w:val="1005"/>
+        </w:numPr>
+        <w:pStyle w:val="Compact"/>
+      </w:pPr>
+      <w:r>
+        <w:t xml:space="preserve">Hospedagem: Vercel (</w:t>
+      </w:r>
+      <w:r>
+        <w:rPr>
+          <w:rStyle w:val="VerbatimChar"/>
+        </w:rPr>
+        <w:t xml:space="preserve">https://www.sankofahga.com</w:t>
+      </w:r>
+      <w:r>
+        <w:t xml:space="preserve">) + Supabase prod.</w:t>
+      </w:r>
+    </w:p>
+    <w:bookmarkEnd w:id="24"/>
+    <w:bookmarkStart w:id="25" w:name="Xc6c787a86a42581ca533a1941c0bb6ecba94813"/>
+    <w:p>
+      <w:pPr>
+        <w:pStyle w:val="Heading2"/>
+      </w:pPr>
+      <w:r>
+        <w:t xml:space="preserve">Fase 1.5 — Torneio Semanal Assíncrono ✅ (branch</w:t>
+      </w:r>
+      <w:r>
+        <w:t xml:space="preserve"> </w:t>
+      </w:r>
+      <w:r>
+        <w:rPr>
+          <w:rStyle w:val="VerbatimChar"/>
+        </w:rPr>
+        <w:t xml:space="preserve">dev</w:t>
+      </w:r>
+      <w:r>
+        <w:t xml:space="preserve">)</w:t>
+      </w:r>
+    </w:p>
+    <w:p>
+      <w:pPr>
+        <w:numPr>
+          <w:ilvl w:val="0"/>
+          <w:numId w:val="1006"/>
+        </w:numPr>
+        <w:pStyle w:val="Compact"/>
+      </w:pPr>
+      <w:r>
+        <w:t xml:space="preserve">Schema Supabase:</w:t>
+      </w:r>
+      <w:r>
+        <w:t xml:space="preserve"> </w:t>
+      </w:r>
+      <w:r>
+        <w:rPr>
+          <w:rStyle w:val="VerbatimChar"/>
+        </w:rPr>
+        <w:t xml:space="preserve">enigma_answers</w:t>
+      </w:r>
+      <w:r>
+        <w:t xml:space="preserve"> </w:t>
+      </w:r>
+      <w:r>
+        <w:t xml:space="preserve">(gabarito server-only),</w:t>
+      </w:r>
+      <w:r>
+        <w:t xml:space="preserve"> </w:t>
+      </w:r>
+      <w:r>
+        <w:rPr>
+          <w:rStyle w:val="VerbatimChar"/>
+        </w:rPr>
+        <w:t xml:space="preserve">sankofa_tournament_week</w:t>
+      </w:r>
+      <w:r>
+        <w:t xml:space="preserve">,</w:t>
+      </w:r>
+      <w:r>
+        <w:t xml:space="preserve"> </w:t>
+      </w:r>
+      <w:r>
+        <w:rPr>
+          <w:rStyle w:val="VerbatimChar"/>
+        </w:rPr>
+        <w:t xml:space="preserve">sankofa_tournament_score</w:t>
+      </w:r>
+      <w:r>
+        <w:t xml:space="preserve">, views</w:t>
+      </w:r>
+      <w:r>
+        <w:t xml:space="preserve"> </w:t>
+      </w:r>
+      <w:r>
+        <w:rPr>
+          <w:rStyle w:val="VerbatimChar"/>
+        </w:rPr>
+        <w:t xml:space="preserve">_best</w:t>
+      </w:r>
+      <w:r>
+        <w:t xml:space="preserve"> </w:t>
+      </w:r>
+      <w:r>
+        <w:t xml:space="preserve">/</w:t>
+      </w:r>
+      <w:r>
+        <w:t xml:space="preserve"> </w:t>
+      </w:r>
+      <w:r>
+        <w:rPr>
+          <w:rStyle w:val="VerbatimChar"/>
+        </w:rPr>
+        <w:t xml:space="preserve">_ranking</w:t>
+      </w:r>
+      <w:r>
+        <w:t xml:space="preserve">.</w:t>
+      </w:r>
+    </w:p>
+    <w:p>
+      <w:pPr>
+        <w:numPr>
+          <w:ilvl w:val="0"/>
+          <w:numId w:val="1006"/>
+        </w:numPr>
+        <w:pStyle w:val="Compact"/>
+      </w:pPr>
+      <w:r>
+        <w:t xml:space="preserve">Função PL/pgSQL</w:t>
+      </w:r>
+      <w:r>
+        <w:t xml:space="preserve"> </w:t>
+      </w:r>
+      <w:r>
+        <w:rPr>
+          <w:rStyle w:val="VerbatimChar"/>
+        </w:rPr>
+        <w:t xml:space="preserve">rotate_weekly_tournament()</w:t>
+      </w:r>
+      <w:r>
+        <w:t xml:space="preserve"> </w:t>
+      </w:r>
+      <w:r>
+        <w:t xml:space="preserve">(sorteia 5 enigmas distribuídos por mundo).</w:t>
+      </w:r>
+    </w:p>
+    <w:p>
+      <w:pPr>
+        <w:numPr>
+          <w:ilvl w:val="0"/>
+          <w:numId w:val="1006"/>
+        </w:numPr>
+        <w:pStyle w:val="Compact"/>
+      </w:pPr>
+      <w:r>
+        <w:rPr>
+          <w:bCs/>
+          <w:b/>
+        </w:rPr>
+        <w:t xml:space="preserve">Edge Function</w:t>
+      </w:r>
+      <w:r>
+        <w:rPr>
+          <w:bCs/>
+          <w:b/>
+        </w:rPr>
+        <w:t xml:space="preserve"> </w:t>
+      </w:r>
+      <w:r>
+        <w:rPr>
+          <w:rStyle w:val="VerbatimChar"/>
+          <w:bCs/>
+          <w:b/>
+        </w:rPr>
+        <w:t xml:space="preserve">submit_tournament_answer</w:t>
+      </w:r>
+      <w:r>
+        <w:t xml:space="preserve"> </w:t>
+      </w:r>
+      <w:r>
+        <w:t xml:space="preserve">(Deno + TypeScript) com anti-cheat:</w:t>
+      </w:r>
+      <w:r>
+        <w:t xml:space="preserve"> </w:t>
+      </w:r>
+      <w:r>
+        <w:t xml:space="preserve">janela temporal, ≤3 tentativas,</w:t>
+      </w:r>
+      <w:r>
+        <w:t xml:space="preserve"> </w:t>
+      </w:r>
+      <w:r>
+        <w:rPr>
+          <w:rStyle w:val="VerbatimChar"/>
+        </w:rPr>
+        <w:t xml:space="preserve">ms_to_answer ≥ 1500</w:t>
+      </w:r>
+      <w:r>
+        <w:t xml:space="preserve">, gabarito server-side.</w:t>
+      </w:r>
+    </w:p>
+    <w:p>
+      <w:pPr>
+        <w:numPr>
+          <w:ilvl w:val="0"/>
+          <w:numId w:val="1006"/>
+        </w:numPr>
+        <w:pStyle w:val="Compact"/>
+      </w:pPr>
+      <w:r>
+        <w:t xml:space="preserve">Cliente: banner home, tela</w:t>
+      </w:r>
+      <w:r>
+        <w:t xml:space="preserve"> </w:t>
+      </w:r>
+      <w:r>
+        <w:rPr>
+          <w:rStyle w:val="VerbatimChar"/>
+        </w:rPr>
+        <w:t xml:space="preserve">tournament</w:t>
+      </w:r>
+      <w:r>
+        <w:t xml:space="preserve"> </w:t>
+      </w:r>
+      <w:r>
+        <w:t xml:space="preserve">com 5 enigmas, integração fire-and-forget no</w:t>
+      </w:r>
+      <w:r>
+        <w:t xml:space="preserve"> </w:t>
+      </w:r>
+      <w:r>
+        <w:rPr>
+          <w:rStyle w:val="VerbatimChar"/>
+        </w:rPr>
+        <w:t xml:space="preserve">handlePick</w:t>
+      </w:r>
+      <w:r>
+        <w:t xml:space="preserve">.</w:t>
+      </w:r>
+    </w:p>
+    <w:p>
+      <w:pPr>
+        <w:numPr>
+          <w:ilvl w:val="0"/>
+          <w:numId w:val="1006"/>
+        </w:numPr>
+        <w:pStyle w:val="Compact"/>
+      </w:pPr>
+      <w:r>
+        <w:t xml:space="preserve">Premiação</w:t>
+      </w:r>
+      <w:r>
+        <w:t xml:space="preserve"> </w:t>
+      </w:r>
+      <w:r>
+        <w:rPr>
+          <w:rStyle w:val="VerbatimChar"/>
+        </w:rPr>
+        <w:t xml:space="preserve">weekChampion=100</w:t>
+      </w:r>
+      <w:r>
+        <w:t xml:space="preserve"> </w:t>
+      </w:r>
+      <w:r>
+        <w:t xml:space="preserve">declarada — distribuição automática pendente.</w:t>
+      </w:r>
+    </w:p>
+    <w:bookmarkEnd w:id="25"/>
+    <w:bookmarkStart w:id="26" w:name="fase-2-validação-em-andamento"/>
+    <w:p>
+      <w:pPr>
+        <w:pStyle w:val="Heading2"/>
+      </w:pPr>
+      <w:r>
+        <w:t xml:space="preserve">Fase 2 — Validação 🟡 (em andamento)</w:t>
+      </w:r>
+    </w:p>
+    <w:p>
+      <w:pPr>
+        <w:numPr>
+          <w:ilvl w:val="0"/>
+          <w:numId w:val="1007"/>
         </w:numPr>
         <w:pStyle w:val="Compact"/>
       </w:pPr>
@@ -351,7 +1181,7 @@
       <w:pPr>
         <w:numPr>
           <w:ilvl w:val="0"/>
-          <w:numId w:val="1003"/>
+          <w:numId w:val="1007"/>
         </w:numPr>
         <w:pStyle w:val="Compact"/>
       </w:pPr>
@@ -363,19 +1193,19 @@
       <w:pPr>
         <w:numPr>
           <w:ilvl w:val="0"/>
-          <w:numId w:val="1003"/>
-        </w:numPr>
-        <w:pStyle w:val="Compact"/>
-      </w:pPr>
-      <w:r>
-        <w:t xml:space="preserve">Revisar enigmas com especialista em HGA / educação.</w:t>
-      </w:r>
-    </w:p>
-    <w:p>
-      <w:pPr>
-        <w:numPr>
-          <w:ilvl w:val="0"/>
-          <w:numId w:val="1003"/>
+          <w:numId w:val="1007"/>
+        </w:numPr>
+        <w:pStyle w:val="Compact"/>
+      </w:pPr>
+      <w:r>
+        <w:t xml:space="preserve">Revisar 71 enigmas com especialista em HGA / educação.</w:t>
+      </w:r>
+    </w:p>
+    <w:p>
+      <w:pPr>
+        <w:numPr>
+          <w:ilvl w:val="0"/>
+          <w:numId w:val="1007"/>
         </w:numPr>
         <w:pStyle w:val="Compact"/>
       </w:pPr>
@@ -387,122 +1217,289 @@
       <w:pPr>
         <w:numPr>
           <w:ilvl w:val="0"/>
-          <w:numId w:val="1003"/>
-        </w:numPr>
-        <w:pStyle w:val="Compact"/>
-      </w:pPr>
-      <w:r>
-        <w:t xml:space="preserve">Auditoria de acessibilidade (contraste, foco, leitor de tela).</w:t>
-      </w:r>
-    </w:p>
-    <w:bookmarkEnd w:id="22"/>
-    <w:bookmarkStart w:id="23" w:name="fase-3-expansão-de-conteúdo"/>
+          <w:numId w:val="1007"/>
+        </w:numPr>
+        <w:pStyle w:val="Compact"/>
+      </w:pPr>
+      <w:r>
+        <w:t xml:space="preserve">Auditoria de acessibilidade (contraste AAA, foco visível, leitor de tela).</w:t>
+      </w:r>
+    </w:p>
+    <w:bookmarkEnd w:id="26"/>
+    <w:bookmarkStart w:id="27" w:name="fase-3-sala-de-aula-kahoot-style"/>
     <w:p>
       <w:pPr>
         <w:pStyle w:val="Heading2"/>
       </w:pPr>
       <w:r>
-        <w:t xml:space="preserve">Fase 3 — Expansão de conteúdo</w:t>
-      </w:r>
-    </w:p>
-    <w:p>
-      <w:pPr>
-        <w:numPr>
-          <w:ilvl w:val="0"/>
-          <w:numId w:val="1004"/>
-        </w:numPr>
-        <w:pStyle w:val="Compact"/>
-      </w:pPr>
-      <w:r>
-        <w:t xml:space="preserve">Completar Mundo 1 com mais 10 enigmas (total 15).</w:t>
-      </w:r>
-    </w:p>
-    <w:p>
-      <w:pPr>
-        <w:numPr>
-          <w:ilvl w:val="0"/>
-          <w:numId w:val="1004"/>
-        </w:numPr>
-        <w:pStyle w:val="Compact"/>
-      </w:pPr>
-      <w:r>
-        <w:t xml:space="preserve">Iniciar Mundo 2 (Reinos do Nilo, Volume II): 8 enigmas piloto.</w:t>
-      </w:r>
-    </w:p>
-    <w:p>
-      <w:pPr>
-        <w:numPr>
-          <w:ilvl w:val="0"/>
-          <w:numId w:val="1004"/>
-        </w:numPr>
-        <w:pStyle w:val="Compact"/>
-      </w:pPr>
-      <w:r>
-        <w:t xml:space="preserve">Refinar paleta sonora por mundo (instrumentos regionais distintos).</w:t>
-      </w:r>
-    </w:p>
-    <w:p>
-      <w:pPr>
-        <w:numPr>
-          <w:ilvl w:val="0"/>
-          <w:numId w:val="1004"/>
-        </w:numPr>
-        <w:pStyle w:val="Compact"/>
-      </w:pPr>
-      <w:r>
-        <w:t xml:space="preserve">Separar dados em JSON puro (atualmente JS) para abrir contribuição externa.</w:t>
-      </w:r>
-    </w:p>
-    <w:bookmarkEnd w:id="23"/>
-    <w:bookmarkStart w:id="24" w:name="fase-4-produto-aberto"/>
+        <w:t xml:space="preserve">Fase 3 — Sala de Aula (Kahoot-style) 🔜</w:t>
+      </w:r>
+    </w:p>
+    <w:p>
+      <w:pPr>
+        <w:pStyle w:val="FirstParagraph"/>
+      </w:pPr>
+      <w:r>
+        <w:t xml:space="preserve">Plano detalhado em</w:t>
+      </w:r>
+      <w:r>
+        <w:t xml:space="preserve"> </w:t>
+      </w:r>
+      <w:r>
+        <w:rPr>
+          <w:rStyle w:val="VerbatimChar"/>
+        </w:rPr>
+        <w:t xml:space="preserve">docs/MULTIPLAYER-SOCIAL.md</w:t>
+      </w:r>
+      <w:r>
+        <w:t xml:space="preserve"> </w:t>
+      </w:r>
+      <w:r>
+        <w:t xml:space="preserve">§6.</w:t>
+      </w:r>
+    </w:p>
+    <w:p>
+      <w:pPr>
+        <w:numPr>
+          <w:ilvl w:val="0"/>
+          <w:numId w:val="1008"/>
+        </w:numPr>
+        <w:pStyle w:val="Compact"/>
+      </w:pPr>
+      <w:r>
+        <w:t xml:space="preserve">Schemas</w:t>
+      </w:r>
+      <w:r>
+        <w:t xml:space="preserve"> </w:t>
+      </w:r>
+      <w:r>
+        <w:rPr>
+          <w:rStyle w:val="VerbatimChar"/>
+        </w:rPr>
+        <w:t xml:space="preserve">sankofa_rooms</w:t>
+      </w:r>
+      <w:r>
+        <w:t xml:space="preserve"> </w:t>
+      </w:r>
+      <w:r>
+        <w:t xml:space="preserve">/</w:t>
+      </w:r>
+      <w:r>
+        <w:t xml:space="preserve"> </w:t>
+      </w:r>
+      <w:r>
+        <w:rPr>
+          <w:rStyle w:val="VerbatimChar"/>
+        </w:rPr>
+        <w:t xml:space="preserve">_players</w:t>
+      </w:r>
+      <w:r>
+        <w:t xml:space="preserve"> </w:t>
+      </w:r>
+      <w:r>
+        <w:t xml:space="preserve">/</w:t>
+      </w:r>
+      <w:r>
+        <w:t xml:space="preserve"> </w:t>
+      </w:r>
+      <w:r>
+        <w:rPr>
+          <w:rStyle w:val="VerbatimChar"/>
+        </w:rPr>
+        <w:t xml:space="preserve">_answers</w:t>
+      </w:r>
+      <w:r>
+        <w:t xml:space="preserve"> </w:t>
+      </w:r>
+      <w:r>
+        <w:t xml:space="preserve">+ RLS.</w:t>
+      </w:r>
+    </w:p>
+    <w:p>
+      <w:pPr>
+        <w:numPr>
+          <w:ilvl w:val="0"/>
+          <w:numId w:val="1008"/>
+        </w:numPr>
+        <w:pStyle w:val="Compact"/>
+      </w:pPr>
+      <w:r>
+        <w:t xml:space="preserve">Edge Function</w:t>
+      </w:r>
+      <w:r>
+        <w:t xml:space="preserve"> </w:t>
+      </w:r>
+      <w:r>
+        <w:rPr>
+          <w:rStyle w:val="VerbatimChar"/>
+        </w:rPr>
+        <w:t xml:space="preserve">score_answer</w:t>
+      </w:r>
+      <w:r>
+        <w:t xml:space="preserve"> </w:t>
+      </w:r>
+      <w:r>
+        <w:t xml:space="preserve">(anti-cheat server-side).</w:t>
+      </w:r>
+    </w:p>
+    <w:p>
+      <w:pPr>
+        <w:numPr>
+          <w:ilvl w:val="0"/>
+          <w:numId w:val="1008"/>
+        </w:numPr>
+        <w:pStyle w:val="Compact"/>
+      </w:pPr>
+      <w:r>
+        <w:t xml:space="preserve">Realtime via Supabase WebSockets.</w:t>
+      </w:r>
+    </w:p>
+    <w:p>
+      <w:pPr>
+        <w:numPr>
+          <w:ilvl w:val="0"/>
+          <w:numId w:val="1008"/>
+        </w:numPr>
+        <w:pStyle w:val="Compact"/>
+      </w:pPr>
+      <w:r>
+        <w:t xml:space="preserve">Reconexão por PIN (sessão sobrevive 30 min).</w:t>
+      </w:r>
+    </w:p>
+    <w:p>
+      <w:pPr>
+        <w:numPr>
+          <w:ilvl w:val="0"/>
+          <w:numId w:val="1008"/>
+        </w:numPr>
+        <w:pStyle w:val="Compact"/>
+      </w:pPr>
+      <w:r>
+        <w:t xml:space="preserve">Relatório do professor em Canvas → PNG/PDF.</w:t>
+      </w:r>
+    </w:p>
+    <w:p>
+      <w:pPr>
+        <w:numPr>
+          <w:ilvl w:val="0"/>
+          <w:numId w:val="1008"/>
+        </w:numPr>
+        <w:pStyle w:val="Compact"/>
+      </w:pPr>
+      <w:r>
+        <w:t xml:space="preserve">Mosaico Coletivo da Turma (cooperação além de competição).</w:t>
+      </w:r>
+    </w:p>
+    <w:bookmarkEnd w:id="27"/>
+    <w:bookmarkStart w:id="28" w:name="fase-4-expansão-e-abertura"/>
     <w:p>
       <w:pPr>
         <w:pStyle w:val="Heading2"/>
       </w:pPr>
       <w:r>
-        <w:t xml:space="preserve">Fase 4 — Produto aberto</w:t>
-      </w:r>
-    </w:p>
-    <w:p>
-      <w:pPr>
-        <w:numPr>
-          <w:ilvl w:val="0"/>
-          <w:numId w:val="1005"/>
-        </w:numPr>
-        <w:pStyle w:val="Compact"/>
-      </w:pPr>
-      <w:r>
-        <w:t xml:space="preserve">README público com guia de contribuição.</w:t>
-      </w:r>
-    </w:p>
-    <w:p>
-      <w:pPr>
-        <w:numPr>
-          <w:ilvl w:val="0"/>
-          <w:numId w:val="1005"/>
-        </w:numPr>
-        <w:pStyle w:val="Compact"/>
-      </w:pPr>
-      <w:r>
-        <w:t xml:space="preserve">Licenças aplicadas: MIT (código), CC BY-SA 4.0 (conteúdo).</w:t>
-      </w:r>
-    </w:p>
-    <w:p>
-      <w:pPr>
-        <w:numPr>
-          <w:ilvl w:val="0"/>
-          <w:numId w:val="1005"/>
-        </w:numPr>
-        <w:pStyle w:val="Compact"/>
-      </w:pPr>
-      <w:r>
-        <w:t xml:space="preserve">Guia rápido para professores (</w:t>
-      </w:r>
-      <w:r>
-        <w:rPr>
-          <w:rStyle w:val="VerbatimChar"/>
-        </w:rPr>
-        <w:t xml:space="preserve">docs/PROFESSORES.md</w:t>
+        <w:t xml:space="preserve">Fase 4 — Expansão e abertura 🔜</w:t>
+      </w:r>
+    </w:p>
+    <w:p>
+      <w:pPr>
+        <w:numPr>
+          <w:ilvl w:val="0"/>
+          <w:numId w:val="1009"/>
+        </w:numPr>
+        <w:pStyle w:val="Compact"/>
+      </w:pPr>
+      <w:r>
+        <w:t xml:space="preserve">Tradução EN / FR / ES.</w:t>
+      </w:r>
+    </w:p>
+    <w:p>
+      <w:pPr>
+        <w:numPr>
+          <w:ilvl w:val="0"/>
+          <w:numId w:val="1009"/>
+        </w:numPr>
+        <w:pStyle w:val="Compact"/>
+      </w:pPr>
+      <w:r>
+        <w:t xml:space="preserve">Paleta sonora regional por mundo (kora no Sahel, ney no Nilo, etc.).</w:t>
+      </w:r>
+    </w:p>
+    <w:p>
+      <w:pPr>
+        <w:numPr>
+          <w:ilvl w:val="0"/>
+          <w:numId w:val="1009"/>
+        </w:numPr>
+        <w:pStyle w:val="Compact"/>
+      </w:pPr>
+      <w:r>
+        <w:t xml:space="preserve">Separar dados em JSON puro para abrir contribuição externa.</w:t>
+      </w:r>
+    </w:p>
+    <w:p>
+      <w:pPr>
+        <w:numPr>
+          <w:ilvl w:val="0"/>
+          <w:numId w:val="1009"/>
+        </w:numPr>
+        <w:pStyle w:val="Compact"/>
+      </w:pPr>
+      <w:r>
+        <w:t xml:space="preserve">Distribuir gifts recorrentes dos súditos (</w:t>
+      </w:r>
+      <w:r>
+        <w:rPr>
+          <w:rStyle w:val="VerbatimChar"/>
+        </w:rPr>
+        <w:t xml:space="preserve">SUDITOS[i].gift</w:t>
+      </w:r>
+      <w:r>
+        <w:t xml:space="preserve"> </w:t>
+      </w:r>
+      <w:r>
+        <w:t xml:space="preserve">hoje só display).</w:t>
+      </w:r>
+    </w:p>
+    <w:p>
+      <w:pPr>
+        <w:numPr>
+          <w:ilvl w:val="0"/>
+          <w:numId w:val="1009"/>
+        </w:numPr>
+        <w:pStyle w:val="Compact"/>
+      </w:pPr>
+      <w:r>
+        <w:t xml:space="preserve">Implementar quests por casa (</w:t>
+      </w:r>
+      <w:r>
+        <w:rPr>
+          <w:rStyle w:val="VerbatimChar"/>
+        </w:rPr>
+        <w:t xml:space="preserve">HOUSES[i].questIds</w:t>
+      </w:r>
+      <w:r>
+        <w:t xml:space="preserve"> </w:t>
+      </w:r>
+      <w:r>
+        <w:t xml:space="preserve">hoje data-only).</w:t>
+      </w:r>
+    </w:p>
+    <w:p>
+      <w:pPr>
+        <w:numPr>
+          <w:ilvl w:val="0"/>
+          <w:numId w:val="1009"/>
+        </w:numPr>
+        <w:pStyle w:val="Compact"/>
+      </w:pPr>
+      <w:r>
+        <w:t xml:space="preserve">Painel do Professor web (</w:t>
+      </w:r>
+      <w:r>
+        <w:rPr>
+          <w:rStyle w:val="VerbatimChar"/>
+        </w:rPr>
+        <w:t xml:space="preserve">/professor</w:t>
       </w:r>
       <w:r>
         <w:t xml:space="preserve">).</w:t>
@@ -512,28 +1509,28 @@
       <w:pPr>
         <w:numPr>
           <w:ilvl w:val="0"/>
-          <w:numId w:val="1005"/>
-        </w:numPr>
-        <w:pStyle w:val="Compact"/>
-      </w:pPr>
-      <w:r>
-        <w:t xml:space="preserve">Publicar versão online (GitHub Pages / Vercel).</w:t>
-      </w:r>
-    </w:p>
-    <w:p>
-      <w:pPr>
-        <w:numPr>
-          <w:ilvl w:val="0"/>
-          <w:numId w:val="1005"/>
-        </w:numPr>
-        <w:pStyle w:val="Compact"/>
-      </w:pPr>
-      <w:r>
-        <w:t xml:space="preserve">Exportador de progresso (compartilhar mosaicos).</w:t>
-      </w:r>
-    </w:p>
-    <w:bookmarkEnd w:id="24"/>
-    <w:bookmarkStart w:id="25" w:name="decisões-em-vigor"/>
+          <w:numId w:val="1009"/>
+        </w:numPr>
+        <w:pStyle w:val="Compact"/>
+      </w:pPr>
+      <w:r>
+        <w:t xml:space="preserve">Versão Sankofa Kids (4-9 anos) + tabuleiro físico (ver</w:t>
+      </w:r>
+      <w:r>
+        <w:t xml:space="preserve"> </w:t>
+      </w:r>
+      <w:r>
+        <w:rPr>
+          <w:rStyle w:val="VerbatimChar"/>
+        </w:rPr>
+        <w:t xml:space="preserve">docs/UNIVERSO-TRANSMIDIA.md</w:t>
+      </w:r>
+      <w:r>
+        <w:t xml:space="preserve">).</w:t>
+      </w:r>
+    </w:p>
+    <w:bookmarkEnd w:id="28"/>
+    <w:bookmarkStart w:id="29" w:name="decisões-em-vigor"/>
     <w:p>
       <w:pPr>
         <w:pStyle w:val="Heading2"/>
@@ -546,31 +1543,7 @@
       <w:pPr>
         <w:numPr>
           <w:ilvl w:val="0"/>
-          <w:numId w:val="1006"/>
-        </w:numPr>
-        <w:pStyle w:val="Compact"/>
-      </w:pPr>
-      <w:r>
-        <w:t xml:space="preserve">Sem backend, login ou ranking global no MVP.</w:t>
-      </w:r>
-    </w:p>
-    <w:p>
-      <w:pPr>
-        <w:numPr>
-          <w:ilvl w:val="0"/>
-          <w:numId w:val="1006"/>
-        </w:numPr>
-        <w:pStyle w:val="Compact"/>
-      </w:pPr>
-      <w:r>
-        <w:t xml:space="preserve">Sem amostras de áudio externas: tudo sintetizado para manter peso e licença abertos.</w:t>
-      </w:r>
-    </w:p>
-    <w:p>
-      <w:pPr>
-        <w:numPr>
-          <w:ilvl w:val="0"/>
-          <w:numId w:val="1006"/>
+          <w:numId w:val="1010"/>
         </w:numPr>
         <w:pStyle w:val="Compact"/>
       </w:pPr>
@@ -597,16 +1570,308 @@
       <w:pPr>
         <w:numPr>
           <w:ilvl w:val="0"/>
-          <w:numId w:val="1006"/>
-        </w:numPr>
-        <w:pStyle w:val="Compact"/>
-      </w:pPr>
-      <w:r>
-        <w:t xml:space="preserve">Conteúdo em PT-BR, com tolerância a variantes lusófonas (PT-PT no protótipo).</w:t>
-      </w:r>
-    </w:p>
-    <w:bookmarkEnd w:id="25"/>
-    <w:bookmarkEnd w:id="26"/>
+          <w:numId w:val="1010"/>
+        </w:numPr>
+        <w:pStyle w:val="Compact"/>
+      </w:pPr>
+      <w:r>
+        <w:t xml:space="preserve">Conteúdo em PT-BR, com tolerância a variantes lusófonas.</w:t>
+      </w:r>
+    </w:p>
+    <w:p>
+      <w:pPr>
+        <w:numPr>
+          <w:ilvl w:val="0"/>
+          <w:numId w:val="1010"/>
+        </w:numPr>
+        <w:pStyle w:val="Compact"/>
+      </w:pPr>
+      <w:r>
+        <w:t xml:space="preserve">Sem amostras de áudio externas: tudo sintetizado.</w:t>
+      </w:r>
+    </w:p>
+    <w:p>
+      <w:pPr>
+        <w:numPr>
+          <w:ilvl w:val="0"/>
+          <w:numId w:val="1010"/>
+        </w:numPr>
+        <w:pStyle w:val="Compact"/>
+      </w:pPr>
+      <w:r>
+        <w:t xml:space="preserve">Liga Global e Torneio são opt-in. Sem config Supabase, jogo continua 100% solo offline.</w:t>
+      </w:r>
+    </w:p>
+    <w:p>
+      <w:pPr>
+        <w:numPr>
+          <w:ilvl w:val="0"/>
+          <w:numId w:val="1010"/>
+        </w:numPr>
+        <w:pStyle w:val="Compact"/>
+      </w:pPr>
+      <w:r>
+        <w:rPr>
+          <w:rStyle w:val="VerbatimChar"/>
+        </w:rPr>
+        <w:t xml:space="preserve">league-config.js</w:t>
+      </w:r>
+      <w:r>
+        <w:t xml:space="preserve"> </w:t>
+      </w:r>
+      <w:r>
+        <w:t xml:space="preserve">carrega anon key pública (RLS protege) — Service Role só em Edge Functions.</w:t>
+      </w:r>
+    </w:p>
+    <w:bookmarkEnd w:id="29"/>
+    <w:bookmarkStart w:id="30" w:name="bugsdívidas-conhecidas"/>
+    <w:p>
+      <w:pPr>
+        <w:pStyle w:val="Heading2"/>
+      </w:pPr>
+      <w:r>
+        <w:t xml:space="preserve">Bugs/dívidas conhecidas</w:t>
+      </w:r>
+    </w:p>
+    <w:p>
+      <w:pPr>
+        <w:numPr>
+          <w:ilvl w:val="0"/>
+          <w:numId w:val="1011"/>
+        </w:numPr>
+        <w:pStyle w:val="Compact"/>
+      </w:pPr>
+      <w:r>
+        <w:rPr>
+          <w:rStyle w:val="VerbatimChar"/>
+        </w:rPr>
+        <w:t xml:space="preserve">scripts/bump-version.sh</w:t>
+      </w:r>
+      <w:r>
+        <w:t xml:space="preserve"> </w:t>
+      </w:r>
+      <w:r>
+        <w:t xml:space="preserve">só atualiza</w:t>
+      </w:r>
+      <w:r>
+        <w:t xml:space="preserve"> </w:t>
+      </w:r>
+      <w:r>
+        <w:rPr>
+          <w:rStyle w:val="VerbatimChar"/>
+        </w:rPr>
+        <w:t xml:space="preserve">data/version.js</w:t>
+      </w:r>
+      <w:r>
+        <w:t xml:space="preserve"> </w:t>
+      </w:r>
+      <w:r>
+        <w:t xml:space="preserve">e</w:t>
+      </w:r>
+      <w:r>
+        <w:t xml:space="preserve"> </w:t>
+      </w:r>
+      <w:r>
+        <w:rPr>
+          <w:rStyle w:val="VerbatimChar"/>
+        </w:rPr>
+        <w:t xml:space="preserve">sw.js</w:t>
+      </w:r>
+      <w:r>
+        <w:t xml:space="preserve"> </w:t>
+      </w:r>
+      <w:r>
+        <w:t xml:space="preserve">—</w:t>
+      </w:r>
+      <w:r>
+        <w:t xml:space="preserve"> </w:t>
+      </w:r>
+      <w:r>
+        <w:rPr>
+          <w:rStyle w:val="VerbatimChar"/>
+        </w:rPr>
+        <w:t xml:space="preserve">package.json</w:t>
+      </w:r>
+      <w:r>
+        <w:t xml:space="preserve"> </w:t>
+      </w:r>
+      <w:r>
+        <w:t xml:space="preserve">precisa ser sincronizado manualmente.</w:t>
+      </w:r>
+    </w:p>
+    <w:p>
+      <w:pPr>
+        <w:numPr>
+          <w:ilvl w:val="0"/>
+          <w:numId w:val="1011"/>
+        </w:numPr>
+        <w:pStyle w:val="Compact"/>
+      </w:pPr>
+      <w:r>
+        <w:t xml:space="preserve">Achievements</w:t>
+      </w:r>
+      <w:r>
+        <w:t xml:space="preserve"> </w:t>
+      </w:r>
+      <w:r>
+        <w:rPr>
+          <w:rStyle w:val="VerbatimChar"/>
+        </w:rPr>
+        <w:t xml:space="preserve">explorer</w:t>
+      </w:r>
+      <w:r>
+        <w:t xml:space="preserve"> </w:t>
+      </w:r>
+      <w:r>
+        <w:t xml:space="preserve">(☀) e</w:t>
+      </w:r>
+      <w:r>
+        <w:t xml:space="preserve"> </w:t>
+      </w:r>
+      <w:r>
+        <w:rPr>
+          <w:rStyle w:val="VerbatimChar"/>
+        </w:rPr>
+        <w:t xml:space="preserve">collector</w:t>
+      </w:r>
+      <w:r>
+        <w:t xml:space="preserve"> </w:t>
+      </w:r>
+      <w:r>
+        <w:t xml:space="preserve">(◆) têm a mesma condição (</w:t>
+      </w:r>
+      <w:r>
+        <w:rPr>
+          <w:rStyle w:val="VerbatimChar"/>
+        </w:rPr>
+        <w:t xml:space="preserve">solved.w1 ≥ 15</w:t>
+      </w:r>
+      <w:r>
+        <w:t xml:space="preserve">) — disparam juntos.</w:t>
+      </w:r>
+    </w:p>
+    <w:p>
+      <w:pPr>
+        <w:numPr>
+          <w:ilvl w:val="0"/>
+          <w:numId w:val="1011"/>
+        </w:numPr>
+        <w:pStyle w:val="Compact"/>
+      </w:pPr>
+      <w:r>
+        <w:t xml:space="preserve">Casa Kush tem</w:t>
+      </w:r>
+      <w:r>
+        <w:t xml:space="preserve"> </w:t>
+      </w:r>
+      <w:r>
+        <w:rPr>
+          <w:rStyle w:val="VerbatimChar"/>
+        </w:rPr>
+        <w:t xml:space="preserve">freeHint:true</w:t>
+      </w:r>
+      <w:r>
+        <w:t xml:space="preserve"> </w:t>
+      </w:r>
+      <w:r>
+        <w:t xml:space="preserve">declarado mas</w:t>
+      </w:r>
+      <w:r>
+        <w:t xml:space="preserve"> </w:t>
+      </w:r>
+      <w:r>
+        <w:rPr>
+          <w:rStyle w:val="VerbatimChar"/>
+        </w:rPr>
+        <w:t xml:space="preserve">royalty.applyHousePerk</w:t>
+      </w:r>
+      <w:r>
+        <w:t xml:space="preserve"> </w:t>
+      </w:r>
+      <w:r>
+        <w:t xml:space="preserve">não consome.</w:t>
+      </w:r>
+    </w:p>
+    <w:p>
+      <w:pPr>
+        <w:numPr>
+          <w:ilvl w:val="0"/>
+          <w:numId w:val="1011"/>
+        </w:numPr>
+        <w:pStyle w:val="Compact"/>
+      </w:pPr>
+      <w:r>
+        <w:t xml:space="preserve">Quests por casa (27 IDs) sem código consumidor.</w:t>
+      </w:r>
+    </w:p>
+    <w:p>
+      <w:pPr>
+        <w:numPr>
+          <w:ilvl w:val="0"/>
+          <w:numId w:val="1011"/>
+        </w:numPr>
+        <w:pStyle w:val="Compact"/>
+      </w:pPr>
+      <w:r>
+        <w:t xml:space="preserve">Súditos</w:t>
+      </w:r>
+      <w:r>
+        <w:t xml:space="preserve"> </w:t>
+      </w:r>
+      <w:r>
+        <w:rPr>
+          <w:rStyle w:val="VerbatimChar"/>
+        </w:rPr>
+        <w:t xml:space="preserve">gift.cauris/daily/weekly/perkId</w:t>
+      </w:r>
+      <w:r>
+        <w:t xml:space="preserve"> </w:t>
+      </w:r>
+      <w:r>
+        <w:t xml:space="preserve">não distribuídos automaticamente.</w:t>
+      </w:r>
+    </w:p>
+    <w:p>
+      <w:pPr>
+        <w:numPr>
+          <w:ilvl w:val="0"/>
+          <w:numId w:val="1011"/>
+        </w:numPr>
+        <w:pStyle w:val="Compact"/>
+      </w:pPr>
+      <w:r>
+        <w:t xml:space="preserve">Liga Global: editar nome do perfil cria linha órfã na semana corrente (resolve no domingo). Fix definitivo exige</w:t>
+      </w:r>
+      <w:r>
+        <w:t xml:space="preserve"> </w:t>
+      </w:r>
+      <w:r>
+        <w:rPr>
+          <w:rStyle w:val="VerbatimChar"/>
+        </w:rPr>
+        <w:t xml:space="preserve">handle = uid6</w:t>
+      </w:r>
+      <w:r>
+        <w:t xml:space="preserve"> </w:t>
+      </w:r>
+      <w:r>
+        <w:t xml:space="preserve">+ coluna</w:t>
+      </w:r>
+      <w:r>
+        <w:t xml:space="preserve"> </w:t>
+      </w:r>
+      <w:r>
+        <w:rPr>
+          <w:rStyle w:val="VerbatimChar"/>
+        </w:rPr>
+        <w:t xml:space="preserve">nick</w:t>
+      </w:r>
+      <w:r>
+        <w:t xml:space="preserve">.</w:t>
+      </w:r>
+    </w:p>
+    <w:bookmarkEnd w:id="30"/>
+    <w:bookmarkEnd w:id="31"/>
     <w:sectPr/>
   </w:body>
 </w:document>
@@ -808,6 +2073,21 @@
     <w:abstractNumId w:val="991"/>
   </w:num>
   <w:num w:numId="1006">
+    <w:abstractNumId w:val="991"/>
+  </w:num>
+  <w:num w:numId="1007">
+    <w:abstractNumId w:val="991"/>
+  </w:num>
+  <w:num w:numId="1008">
+    <w:abstractNumId w:val="991"/>
+  </w:num>
+  <w:num w:numId="1009">
+    <w:abstractNumId w:val="991"/>
+  </w:num>
+  <w:num w:numId="1010">
+    <w:abstractNumId w:val="991"/>
+  </w:num>
+  <w:num w:numId="1011">
     <w:abstractNumId w:val="991"/>
   </w:num>
 </w:numbering>

--- a/word/02-Roadmap.docx
+++ b/word/02-Roadmap.docx
@@ -312,13 +312,13 @@
       </w:r>
     </w:p>
     <w:bookmarkEnd w:id="21"/>
-    <w:bookmarkStart w:id="22" w:name="X9628625de07e8093363bbcbb8412592ed488349"/>
+    <w:bookmarkStart w:id="22" w:name="Xaeef8b4d7750f4e6a55cc2f0f88496bd37bfa72"/>
     <w:p>
       <w:pPr>
         <w:pStyle w:val="Heading2"/>
       </w:pPr>
       <w:r>
-        <w:t xml:space="preserve">Fase 1.1 — Conteúdo completo ✅ (v1.1.0 → v1.3.7-dev)</w:t>
+        <w:t xml:space="preserve">Fase 1.1 — Conteúdo completo ✅ (v1.1.0 → v1.3.9-dev)</w:t>
       </w:r>
     </w:p>
     <w:p>

--- a/word/02-Roadmap.docx
+++ b/word/02-Roadmap.docx
@@ -1433,7 +1433,25 @@
         <w:pStyle w:val="Compact"/>
       </w:pPr>
       <w:r>
-        <w:t xml:space="preserve">Separar dados em JSON puro para abrir contribuição externa.</w:t>
+        <w:t xml:space="preserve">Separar dados em JSON puro para abrir contribuição externa (planejado para</w:t>
+      </w:r>
+      <w:r>
+        <w:t xml:space="preserve"> </w:t>
+      </w:r>
+      <w:r>
+        <w:t xml:space="preserve">depois do 1º piloto pedagógico — ver</w:t>
+      </w:r>
+      <w:r>
+        <w:t xml:space="preserve"> </w:t>
+      </w:r>
+      <w:r>
+        <w:rPr>
+          <w:rStyle w:val="VerbatimChar"/>
+        </w:rPr>
+        <w:t xml:space="preserve">CONTRIBUTING.md</w:t>
+      </w:r>
+      <w:r>
+        <w:t xml:space="preserve">).</w:t>
       </w:r>
     </w:p>
     <w:p>

--- a/word/02-Roadmap.docx
+++ b/word/02-Roadmap.docx
@@ -1223,6 +1223,43 @@
       </w:pPr>
       <w:r>
         <w:t xml:space="preserve">Auditoria de acessibilidade (contraste AAA, foco visível, leitor de tela).</w:t>
+      </w:r>
+    </w:p>
+    <w:p>
+      <w:pPr>
+        <w:numPr>
+          <w:ilvl w:val="0"/>
+          <w:numId w:val="1007"/>
+        </w:numPr>
+        <w:pStyle w:val="Compact"/>
+      </w:pPr>
+      <w:r>
+        <w:rPr>
+          <w:bCs/>
+          <w:b/>
+        </w:rPr>
+        <w:t xml:space="preserve">Diversificação de mecânicas pedagógicas</w:t>
+      </w:r>
+      <w:r>
+        <w:t xml:space="preserve"> </w:t>
+      </w:r>
+      <w:r>
+        <w:t xml:space="preserve">(sugerido por educadores em 09/05/2026, grupo de WhatsApp da faculdade): intercalar quizzes com formatos complementares — drag-and-drop cronológico (linha do tempo), mapa interativo (geografia + rotas comerciais), áudio-quiz (reconhecer instrumento/idioma), micro-escrita (resposta curta com correção por palavra-chave) e associação imagem-conceito. Objetivo: reduzir fadiga de formato único e atender estilos cognitivos distintos. Implementação faseada — formato por formato, mantendo o quiz como esqueleto. Detalhamento em</w:t>
+      </w:r>
+      <w:r>
+        <w:t xml:space="preserve"> </w:t>
+      </w:r>
+      <w:r>
+        <w:rPr>
+          <w:rStyle w:val="VerbatimChar"/>
+        </w:rPr>
+        <w:t xml:space="preserve">docs/PEDAGOGIA-MECANICAS.md</w:t>
+      </w:r>
+      <w:r>
+        <w:t xml:space="preserve"> </w:t>
+      </w:r>
+      <w:r>
+        <w:t xml:space="preserve">(a redigir).</w:t>
       </w:r>
     </w:p>
     <w:bookmarkEnd w:id="26"/>
